--- a/dashboard/public/iran-war/reports/04_political_upheaval_risk_v2.docx
+++ b/dashboard/public/iran-war/reports/04_political_upheaval_risk_v2.docx
@@ -426,13 +426,13 @@
         <w:t xml:space="preserve">Sachs）和卡塔尔，恰恰有最厚的主权基金缓冲；没有</w:t>
       </w:r>
       <w:r>
-        <w:t xml:space="preserve"> SWF </w:t>
-      </w:r>
-      <w:r>
-        <w:rPr>
-          <w:rFonts w:hint="eastAsia"/>
-        </w:rPr>
-        <w:t xml:space="preserve">的伊拉克，反而是政治风险最集中的。</w:t>
+        <w:t xml:space="preserve"> </w:t>
+      </w:r>
+      <w:r>
+        <w:rPr>
+          <w:rFonts w:hint="eastAsia"/>
+        </w:rPr>
+        <w:t xml:space="preserve">SWF（主权财富基金，国家财政盈余的长期储备基金）的伊拉克，反而是政治风险最集中的。</w:t>
       </w:r>
     </w:p>
     <w:p>
@@ -470,7 +470,7 @@
         <w:rPr>
           <w:rFonts w:hint="eastAsia"/>
         </w:rPr>
-        <w:t xml:space="preserve">Petroline、阿曼靠地理）在高油价下是财政</w:t>
+        <w:t xml:space="preserve">Petroline（沙特东西输油管道，将波斯湾原油输往红海沿岸出口终端）、阿曼靠地理）在高油价下是财政</w:t>
       </w:r>
       <w:r>
         <w:t xml:space="preserve"> </w:t>
@@ -768,7 +768,16 @@
         <w:rPr>
           <w:rFonts w:hint="eastAsia"/>
         </w:rPr>
-        <w:t xml:space="preserve">3+级）——这是把撒哈拉以南和南亚最穷国拉进危机的主渠道，而非仅仅燃油涨价。</w:t>
+        <w:t xml:space="preserve">3+，粮食不安全阶段分类，3+</w:t>
+      </w:r>
+      <w:r>
+        <w:t xml:space="preserve"> </w:t>
+      </w:r>
+      <w:r>
+        <w:rPr>
+          <w:rFonts w:hint="eastAsia"/>
+        </w:rPr>
+        <w:t xml:space="preserve">即”危机”或更高，意指无法维持最低食物需求）——这是把撒哈拉以南和南亚最穷国拉进危机的主渠道，而非仅仅燃油涨价。</w:t>
       </w:r>
     </w:p>
     <w:p>
@@ -2079,6 +2088,67 @@
         <w:t xml:space="preserve">）。</w:t>
       </w:r>
     </w:p>
+    <w:p>
+      <w:pPr>
+        <w:pStyle w:val="BodyText"/>
+      </w:pPr>
+      <w:r>
+        <w:rPr>
+          <w:rFonts w:hint="eastAsia"/>
+        </w:rPr>
+        <w:t xml:space="preserve">世界银行</w:t>
+      </w:r>
+      <w:r>
+        <w:t xml:space="preserve"> </w:t>
+      </w:r>
+      <w:r>
+        <w:rPr>
+          <w:rFonts w:hint="eastAsia"/>
+        </w:rPr>
+        <w:t xml:space="preserve">CMO（2026-04-28）在同一情景下给出结构相似的判断：预计</w:t>
+      </w:r>
+      <w:r>
+        <w:t xml:space="preserve"> 2026 </w:t>
+      </w:r>
+      <w:r>
+        <w:rPr>
+          <w:rFonts w:hint="eastAsia"/>
+        </w:rPr>
+        <w:t xml:space="preserve">年发展中国家粮食价格上涨</w:t>
+      </w:r>
+      <w:r>
+        <w:t xml:space="preserve"> </w:t>
+      </w:r>
+      <w:r>
+        <w:rPr>
+          <w:rFonts w:hint="eastAsia"/>
+        </w:rPr>
+        <w:t xml:space="preserve">4–8%，与</w:t>
+      </w:r>
+      <w:r>
+        <w:t xml:space="preserve"> WFP </w:t>
+      </w:r>
+      <w:r>
+        <w:rPr>
+          <w:rFonts w:hint="eastAsia"/>
+        </w:rPr>
+        <w:t xml:space="preserve">的人口规模推算</w:t>
+      </w:r>
+      <w:r>
+        <w:rPr>
+          <w:rFonts w:hint="eastAsia"/>
+          <w:b/>
+          <w:bCs/>
+        </w:rPr>
+        <w:t xml:space="preserve">方向一致</w:t>
+      </w:r>
+      <w:r>
+        <w:rPr>
+          <w:rFonts w:hint="eastAsia"/>
+        </w:rPr>
+        <w:t xml:space="preserve">，两者相互印证数量级可信（尽管具体数字分别基于不同模型和假设，不能直接叠加）。</w:t>
+      </w:r>
+    </w:p>
     <w:bookmarkEnd w:id="19"/>
     <w:bookmarkStart w:id="22" w:name="机制-③-财政崩-发不出工资补贴-政权不稳"/>
     <w:p>
@@ -2414,7 +2484,7 @@
         <w:rPr>
           <w:rFonts w:hint="eastAsia"/>
         </w:rPr>
-        <w:t xml:space="preserve">Negative）</w:t>
+        <w:t xml:space="preserve">Negative，标普将评级列入”负面观察”，意指近期可能下调）</w:t>
       </w:r>
       <w:r>
         <w:t xml:space="preserve"> </w:t>
@@ -3241,16 +3311,7 @@
               <w:rPr>
                 <w:rFonts w:hint="eastAsia"/>
               </w:rPr>
-              <w:t xml:space="preserve">110）；PISTON</w:t>
-            </w:r>
-            <w:r>
-              <w:t xml:space="preserve"> </w:t>
-            </w:r>
-            <w:r>
-              <w:rPr>
-                <w:rFonts w:hint="eastAsia"/>
-              </w:rPr>
-              <w:t xml:space="preserve">罢工7万人；马尼拉15-20个中心；5月13日吕宋电网大停电（2462MW断供）；938个加油站纳入补贴运营</w:t>
+              <w:t xml:space="preserve">110）；PISTON（菲律宾公共交通组织全国联盟，菲律宾最大运输工会）罢工7万人；马尼拉15-20个中心；5月13日吕宋电网大停电（2462MW断供）；938个加油站纳入补贴运营</w:t>
             </w:r>
           </w:p>
         </w:tc>
@@ -3468,13 +3529,22 @@
               <w:t xml:space="preserve">四天工作周（周三定假）；燃料价格大涨；储备约6周；IMF</w:t>
             </w:r>
             <w:r>
-              <w:t xml:space="preserve"> EFF </w:t>
-            </w:r>
-            <w:r>
-              <w:rPr>
-                <w:rFonts w:hint="eastAsia"/>
-              </w:rPr>
-              <w:t xml:space="preserve">要求取消补贴而非扩大</w:t>
+              <w:t xml:space="preserve"> </w:t>
+            </w:r>
+            <w:r>
+              <w:rPr>
+                <w:rFonts w:hint="eastAsia"/>
+              </w:rPr>
+              <w:t xml:space="preserve">EFF（扩展融资工具，IMF</w:t>
+            </w:r>
+            <w:r>
+              <w:t xml:space="preserve"> </w:t>
+            </w:r>
+            <w:r>
+              <w:rPr>
+                <w:rFonts w:hint="eastAsia"/>
+              </w:rPr>
+              <w:t xml:space="preserve">针对结构性收支问题提供的中长期贷款）要求取消补贴而非扩大</w:t>
             </w:r>
           </w:p>
         </w:tc>
@@ -4430,10 +4500,19 @@
         <w:rPr>
           <w:rFonts w:hint="eastAsia"/>
         </w:rPr>
-        <w:t xml:space="preserve">管线</w:t>
-      </w:r>
-      <w:r>
-        <w:t xml:space="preserve"> 1.5 mb/d </w:t>
+        <w:t xml:space="preserve">管线（UAE</w:t>
+      </w:r>
+      <w:r>
+        <w:t xml:space="preserve"> </w:t>
+      </w:r>
+      <w:r>
+        <w:rPr>
+          <w:rFonts w:hint="eastAsia"/>
+        </w:rPr>
+        <w:t xml:space="preserve">绕过霍尔木兹的管道出口通道）1.5</w:t>
+      </w:r>
+      <w:r>
+        <w:t xml:space="preserve"> mb/d </w:t>
       </w:r>
       <w:r>
         <w:rPr>
@@ -4494,52 +4573,55 @@
         <w:t xml:space="preserve"> </w:t>
       </w:r>
       <w:r>
-        <w:t xml:space="preserve">KIA &gt;$1T </w:t>
-      </w:r>
-      <w:r>
-        <w:rPr>
-          <w:rFonts w:hint="eastAsia"/>
-        </w:rPr>
-        <w:t xml:space="preserve">缓冲，但运营上重创——KPC</w:t>
-      </w:r>
-      <w:r>
-        <w:t xml:space="preserve"> </w:t>
-      </w:r>
-      <w:r>
-        <w:rPr>
-          <w:rFonts w:hint="eastAsia"/>
-        </w:rPr>
-        <w:t xml:space="preserve">称即使海峡重开也无法履约（产能基地损坏需数月修复）；2026-27</w:t>
-      </w:r>
-      <w:r>
-        <w:t xml:space="preserve"> </w:t>
-      </w:r>
-      <w:r>
-        <w:rPr>
-          <w:rFonts w:hint="eastAsia"/>
-        </w:rPr>
-        <w:t xml:space="preserve">赤字预估约</w:t>
-      </w:r>
-      <w:r>
-        <w:t xml:space="preserve"> $320 </w:t>
-      </w:r>
-      <w:r>
-        <w:rPr>
-          <w:rFonts w:hint="eastAsia"/>
-        </w:rPr>
-        <w:t xml:space="preserve">亿（+54.7%</w:t>
-      </w:r>
-      <w:r>
-        <w:t xml:space="preserve"> </w:t>
-      </w:r>
-      <w:r>
-        <w:rPr>
-          <w:rFonts w:hint="eastAsia"/>
-        </w:rPr>
-        <w:t xml:space="preserve">y/y），转向债市而非耗尽</w:t>
-      </w:r>
-      <w:r>
-        <w:t xml:space="preserve"> SWF。</w:t>
+        <w:rPr>
+          <w:rFonts w:hint="eastAsia"/>
+        </w:rPr>
+        <w:t xml:space="preserve">KIA（科威特投资局）&gt;$1T</w:t>
+      </w:r>
+      <w:r>
+        <w:t xml:space="preserve"> </w:t>
+      </w:r>
+      <w:r>
+        <w:rPr>
+          <w:rFonts w:hint="eastAsia"/>
+        </w:rPr>
+        <w:t xml:space="preserve">缓冲，但运营上重创。KPC（科威特石油公司）表示，即使海峡重开，产能基地损坏也需数月修复，无法立即履行出口合同。2026-27</w:t>
+      </w:r>
+      <w:r>
+        <w:t xml:space="preserve"> </w:t>
+      </w:r>
+      <w:r>
+        <w:rPr>
+          <w:rFonts w:hint="eastAsia"/>
+        </w:rPr>
+        <w:t xml:space="preserve">年财政赤字预估约</w:t>
+      </w:r>
+      <w:r>
+        <w:t xml:space="preserve"> 320 </w:t>
+      </w:r>
+      <w:r>
+        <w:rPr>
+          <w:rFonts w:hint="eastAsia"/>
+        </w:rPr>
+        <w:t xml:space="preserve">亿美元（较上年增加</w:t>
+      </w:r>
+      <w:r>
+        <w:t xml:space="preserve"> </w:t>
+      </w:r>
+      <w:r>
+        <w:rPr>
+          <w:rFonts w:hint="eastAsia"/>
+        </w:rPr>
+        <w:t xml:space="preserve">54.7%），政府计划发行国债弥补缺口，而非动用</w:t>
+      </w:r>
+      <w:r>
+        <w:t xml:space="preserve"> </w:t>
+      </w:r>
+      <w:r>
+        <w:rPr>
+          <w:rFonts w:hint="eastAsia"/>
+        </w:rPr>
+        <w:t xml:space="preserve">SWF（主权财富基金）。</w:t>
       </w:r>
     </w:p>
     <w:p>
@@ -4918,13 +5000,13 @@
         <w:t xml:space="preserve">镇压工具碎片化：军队</w:t>
       </w:r>
       <w:r>
-        <w:t xml:space="preserve"> + PMF </w:t>
-      </w:r>
-      <w:r>
-        <w:rPr>
-          <w:rFonts w:hint="eastAsia"/>
-        </w:rPr>
-        <w:t xml:space="preserve">约</w:t>
+        <w:t xml:space="preserve"> + </w:t>
+      </w:r>
+      <w:r>
+        <w:rPr>
+          <w:rFonts w:hint="eastAsia"/>
+        </w:rPr>
+        <w:t xml:space="preserve">PMF（人民动员力量，伊拉克什叶派民兵联合组织，下辖约</w:t>
       </w:r>
       <w:r>
         <w:t xml:space="preserve"> 60 </w:t>
@@ -4933,16 +5015,7 @@
         <w:rPr>
           <w:rFonts w:hint="eastAsia"/>
         </w:rPr>
-        <w:t xml:space="preserve">支什叶民兵（每年拿</w:t>
-      </w:r>
-      <w:r>
-        <w:t xml:space="preserve"> &gt;$30 </w:t>
-      </w:r>
-      <w:r>
-        <w:rPr>
-          <w:rFonts w:hint="eastAsia"/>
-        </w:rPr>
-        <w:t xml:space="preserve">亿国家钱）+</w:t>
+        <w:t xml:space="preserve">个武装派别）+</w:t>
       </w:r>
       <w:r>
         <w:t xml:space="preserve"> </w:t>
@@ -5028,13 +5101,22 @@
         <w:t xml:space="preserve">命令其</w:t>
       </w:r>
       <w:r>
-        <w:t xml:space="preserve"> Saraya al-Salam </w:t>
-      </w:r>
-      <w:r>
-        <w:rPr>
-          <w:rFonts w:hint="eastAsia"/>
-        </w:rPr>
-        <w:t xml:space="preserve">脱离亲伊朗什叶集团、并入国家武装——</w:t>
+        <w:t xml:space="preserve"> Saraya </w:t>
+      </w:r>
+      <w:r>
+        <w:rPr>
+          <w:rFonts w:hint="eastAsia"/>
+        </w:rPr>
+        <w:t xml:space="preserve">al-Salam（萨德尔运动的武装翼，与</w:t>
+      </w:r>
+      <w:r>
+        <w:t xml:space="preserve"> Badr、Kataib </w:t>
+      </w:r>
+      <w:r>
+        <w:rPr>
+          <w:rFonts w:hint="eastAsia"/>
+        </w:rPr>
+        <w:t xml:space="preserve">等亲伊朗民兵并列为伊拉克最大准军事力量之一）脱离亲伊朗什叶联盟、并入国家武装——</w:t>
       </w:r>
       <w:r>
         <w:rPr>
@@ -5363,7 +5445,16 @@
         <w:t xml:space="preserve"> </w:t>
       </w:r>
       <w:r>
-        <w:t xml:space="preserve">- BTI 2026 </w:t>
+        <w:t xml:space="preserve">- </w:t>
+      </w:r>
+      <w:r>
+        <w:rPr>
+          <w:rFonts w:hint="eastAsia"/>
+        </w:rPr>
+        <w:t xml:space="preserve">BTI（贝塔斯曼转型指数，德国贝塔斯曼基金会发布的全球治理评估）2026</w:t>
+      </w:r>
+      <w:r>
+        <w:t xml:space="preserve"> </w:t>
       </w:r>
       <w:r>
         <w:rPr>
@@ -6305,7 +6396,22 @@
           <w:i/>
           <w:iCs/>
         </w:rPr>
-        <w:t xml:space="preserve">图注：X轴为石油进口依赖度，Y轴为财政脆弱性（越高=越脆弱），气泡大小为政治脆弱性（FSI代理）。右上角为最高风险区（进口依赖</w:t>
+        <w:t xml:space="preserve">图注：X轴为石油进口依赖度，Y轴为财政脆弱性（越高=越脆弱），气泡大小为政治脆弱性（FSI，脆弱国家指数，Fund</w:t>
+      </w:r>
+      <w:r>
+        <w:rPr>
+          <w:i/>
+          <w:iCs/>
+        </w:rPr>
+        <w:t xml:space="preserve"> for Peace </w:t>
+      </w:r>
+      <w:r>
+        <w:rPr>
+          <w:rFonts w:hint="eastAsia"/>
+          <w:i/>
+          <w:iCs/>
+        </w:rPr>
+        <w:t xml:space="preserve">发布的年度评估）代理。右上角为最高风险区（进口依赖</w:t>
       </w:r>
       <w:r>
         <w:rPr>
@@ -8837,7 +8943,7 @@
               <w:rPr>
                 <w:rFonts w:hint="eastAsia"/>
               </w:rPr>
-              <w:t xml:space="preserve">已爆发?</w:t>
+              <w:t xml:space="preserve">已有动荡?（事实）</w:t>
             </w:r>
           </w:p>
         </w:tc>
@@ -9899,7 +10005,7 @@
               <w:rPr>
                 <w:rFonts w:hint="eastAsia"/>
               </w:rPr>
-              <w:t xml:space="preserve">GIR，但补贴耗财政）</w:t>
+              <w:t xml:space="preserve">GIR（外汇总储备），但补贴耗财政）</w:t>
             </w:r>
           </w:p>
         </w:tc>
@@ -11421,8 +11527,46 @@
       <w:r>
         <w:rPr>
           <w:rFonts w:hint="eastAsia"/>
-        </w:rPr>
-        <w:t xml:space="preserve">伊朗死亡数：政府</w:t>
+          <w:b/>
+          <w:bCs/>
+        </w:rPr>
+        <w:t xml:space="preserve">伊朗</w:t>
+      </w:r>
+      <w:r>
+        <w:rPr>
+          <w:b/>
+          <w:bCs/>
+        </w:rPr>
+        <w:t xml:space="preserve"> 2026 </w:t>
+      </w:r>
+      <w:r>
+        <w:rPr>
+          <w:rFonts w:hint="eastAsia"/>
+          <w:b/>
+          <w:bCs/>
+        </w:rPr>
+        <w:t xml:space="preserve">年</w:t>
+      </w:r>
+      <w:r>
+        <w:rPr>
+          <w:b/>
+          <w:bCs/>
+        </w:rPr>
+        <w:t xml:space="preserve"> 1 </w:t>
+      </w:r>
+      <w:r>
+        <w:rPr>
+          <w:rFonts w:hint="eastAsia"/>
+          <w:b/>
+          <w:bCs/>
+        </w:rPr>
+        <w:t xml:space="preserve">月抗议死亡数</w:t>
+      </w:r>
+      <w:r>
+        <w:rPr>
+          <w:rFonts w:hint="eastAsia"/>
+        </w:rPr>
+        <w:t xml:space="preserve">：官方来源</w:t>
       </w:r>
       <w:r>
         <w:t xml:space="preserve"> 3,117 </w:t>
@@ -11431,25 +11575,81 @@
         <w:rPr>
           <w:rFonts w:hint="eastAsia"/>
         </w:rPr>
-        <w:t xml:space="preserve">至</w:t>
-      </w:r>
-      <w:r>
-        <w:t xml:space="preserve"> Iran International </w:t>
-      </w:r>
-      <w:r>
-        <w:rPr>
-          <w:rFonts w:hint="eastAsia"/>
-        </w:rPr>
-        <w:t xml:space="preserve">36,500；~30,000</w:t>
-      </w:r>
-      <w:r>
-        <w:t xml:space="preserve"> </w:t>
-      </w:r>
-      <w:r>
-        <w:rPr>
-          <w:rFonts w:hint="eastAsia"/>
-        </w:rPr>
-        <w:t xml:space="preserve">是中位医疗估计，应引区间</w:t>
+        <w:t xml:space="preserve">人；伊朗国际电视台（Iran</w:t>
+      </w:r>
+      <w:r>
+        <w:t xml:space="preserve"> </w:t>
+      </w:r>
+      <w:r>
+        <w:rPr>
+          <w:rFonts w:hint="eastAsia"/>
+        </w:rPr>
+        <w:t xml:space="preserve">International，反对派背景）称</w:t>
+      </w:r>
+      <w:r>
+        <w:t xml:space="preserve"> 36,500 </w:t>
+      </w:r>
+      <w:r>
+        <w:rPr>
+          <w:rFonts w:hint="eastAsia"/>
+        </w:rPr>
+        <w:t xml:space="preserve">人；~30,000</w:t>
+      </w:r>
+      <w:r>
+        <w:t xml:space="preserve"> </w:t>
+      </w:r>
+      <w:r>
+        <w:rPr>
+          <w:rFonts w:hint="eastAsia"/>
+        </w:rPr>
+        <w:t xml:space="preserve">是基于泄露医院记录的中位估计。</w:t>
+      </w:r>
+      <w:r>
+        <w:rPr>
+          <w:rFonts w:hint="eastAsia"/>
+          <w:b/>
+          <w:bCs/>
+        </w:rPr>
+        <w:t xml:space="preserve">注：36,500</w:t>
+      </w:r>
+      <w:r>
+        <w:rPr>
+          <w:b/>
+          <w:bCs/>
+        </w:rPr>
+        <w:t xml:space="preserve"> </w:t>
+      </w:r>
+      <w:r>
+        <w:rPr>
+          <w:rFonts w:hint="eastAsia"/>
+          <w:b/>
+          <w:bCs/>
+        </w:rPr>
+        <w:t xml:space="preserve">是死亡人数，非</w:t>
+      </w:r>
+      <w:r>
+        <w:rPr>
+          <w:b/>
+          <w:bCs/>
+        </w:rPr>
+        <w:t xml:space="preserve"> Saraya al-Salam </w:t>
+      </w:r>
+      <w:r>
+        <w:rPr>
+          <w:rFonts w:hint="eastAsia"/>
+          <w:b/>
+          <w:bCs/>
+        </w:rPr>
+        <w:t xml:space="preserve">民兵规模。</w:t>
+      </w:r>
+      <w:r>
+        <w:t xml:space="preserve"> </w:t>
+      </w:r>
+      <w:r>
+        <w:rPr>
+          <w:rFonts w:hint="eastAsia"/>
+        </w:rPr>
+        <w:t xml:space="preserve">正文引用时应标注区间而非单一数字</w:t>
       </w:r>
     </w:p>
     <w:bookmarkEnd w:id="71"/>
@@ -12498,28 +12698,6 @@
           <w:iCs/>
         </w:rPr>
         <w:t xml:space="preserve">分层标注</w:t>
-      </w:r>
-      <w:r>
-        <w:rPr>
-          <w:i/>
-          <w:iCs/>
-        </w:rPr>
-        <w:t xml:space="preserve"> · </w:t>
-      </w:r>
-      <w:r>
-        <w:rPr>
-          <w:rFonts w:hint="eastAsia"/>
-          <w:i/>
-          <w:iCs/>
-        </w:rPr>
-        <w:t xml:space="preserve">配套图表见</w:t>
-      </w:r>
-      <w:r>
-        <w:rPr>
-          <w:i/>
-          <w:iCs/>
-        </w:rPr>
-        <w:t xml:space="preserve"> assets/fig04_1-3.png</w:t>
       </w:r>
     </w:p>
     <w:bookmarkEnd w:id="86"/>

--- a/dashboard/public/iran-war/reports/04_political_upheaval_risk_v2.docx
+++ b/dashboard/public/iran-war/reports/04_political_upheaval_risk_v2.docx
@@ -2,7 +2,7 @@
 <file path=word/document.xml><?xml version="1.0" encoding="utf-8"?>
 <w:document xmlns:w="http://schemas.openxmlformats.org/wordprocessingml/2006/main" xmlns:m="http://schemas.openxmlformats.org/officeDocument/2006/math" xmlns:r="http://schemas.openxmlformats.org/officeDocument/2006/relationships" xmlns:o="urn:schemas-microsoft-com:office:office" xmlns:v="urn:schemas-microsoft-com:vml" xmlns:w10="urn:schemas-microsoft-com:office:word" xmlns:a="http://schemas.openxmlformats.org/drawingml/2006/main" xmlns:pic="http://schemas.openxmlformats.org/drawingml/2006/picture" xmlns:wp="http://schemas.openxmlformats.org/drawingml/2006/wordprocessingDrawing">
   <w:body>
-    <w:bookmarkStart w:id="87" w:name="报告-04-霍尔木兹持续中断的政治动荡风险"/>
+    <w:bookmarkStart w:id="114" w:name="报告-04-霍尔木兹持续中断的政治动荡风险"/>
     <w:p>
       <w:pPr>
         <w:pStyle w:val="Heading1"/>
@@ -788,7 +788,7 @@
       </w:r>
     </w:p>
     <w:bookmarkEnd w:id="10"/>
-    <w:bookmarkStart w:id="26" w:name="核心机制框架四条传导链"/>
+    <w:bookmarkStart w:id="29" w:name="核心机制框架四条传导链"/>
     <w:p>
       <w:pPr>
         <w:pStyle w:val="Heading2"/>
@@ -814,7 +814,7 @@
         <w:t xml:space="preserve">政治动荡通过四条机制从霍尔木兹传导到国内政治。一个国家可能同时被多条击中。</w:t>
       </w:r>
     </w:p>
-    <w:bookmarkStart w:id="15" w:name="机制-①-燃料短缺-交通经济瘫痪-街头暴力"/>
+    <w:bookmarkStart w:id="17" w:name="机制-①-燃料短缺-交通经济瘫痪-街头暴力"/>
     <w:p>
       <w:pPr>
         <w:pStyle w:val="Heading3"/>
@@ -1267,23 +1267,39 @@
       <w:r>
         <w:t xml:space="preserve"> </w:t>
       </w:r>
-      <w:r>
-        <w:t xml:space="preserve">Atlantic </w:t>
-      </w:r>
-      <w:r>
-        <w:rPr>
-          <w:rFonts w:hint="eastAsia"/>
-        </w:rPr>
-        <w:t xml:space="preserve">Council（Webster/I’Anson</w:t>
-      </w:r>
-      <w:r>
-        <w:t xml:space="preserve"> </w:t>
-      </w:r>
-      <w:r>
-        <w:rPr>
-          <w:rFonts w:hint="eastAsia"/>
-        </w:rPr>
-        <w:t xml:space="preserve">2026-04-21）明确援引哈萨克斯坦</w:t>
+      <w:hyperlink r:id="rId15">
+        <w:r>
+          <w:rPr>
+            <w:rStyle w:val="Hyperlink"/>
+          </w:rPr>
+          <w:t xml:space="preserve">Atlantic </w:t>
+        </w:r>
+        <w:r>
+          <w:rPr>
+            <w:rStyle w:val="Hyperlink"/>
+            <w:rFonts w:hint="eastAsia"/>
+          </w:rPr>
+          <w:t xml:space="preserve">Council（Webster/I’Anson</w:t>
+        </w:r>
+        <w:r>
+          <w:rPr>
+            <w:rStyle w:val="Hyperlink"/>
+          </w:rPr>
+          <w:t xml:space="preserve"> </w:t>
+        </w:r>
+        <w:r>
+          <w:rPr>
+            <w:rStyle w:val="Hyperlink"/>
+            <w:rFonts w:hint="eastAsia"/>
+          </w:rPr>
+          <w:t xml:space="preserve">2026-04-21）</w:t>
+        </w:r>
+      </w:hyperlink>
+      <w:r>
+        <w:rPr>
+          <w:rFonts w:hint="eastAsia"/>
+        </w:rPr>
+        <w:t xml:space="preserve">明确援引哈萨克斯坦</w:t>
       </w:r>
       <w:r>
         <w:t xml:space="preserve"> 2022 </w:t>
@@ -1358,11 +1374,25 @@
         <w:rPr>
           <w:rFonts w:hint="eastAsia"/>
         </w:rPr>
-        <w:t xml:space="preserve">人被捕（HRW）。</w:t>
-      </w:r>
-    </w:p>
-    <w:bookmarkEnd w:id="15"/>
-    <w:bookmarkStart w:id="19" w:name="机制-②-粮价飙升-面包暴动经典机制"/>
+        <w:t xml:space="preserve">人被捕（</w:t>
+      </w:r>
+      <w:hyperlink r:id="rId16">
+        <w:r>
+          <w:rPr>
+            <w:rStyle w:val="Hyperlink"/>
+          </w:rPr>
+          <w:t xml:space="preserve">HRW 2025-07-18</w:t>
+        </w:r>
+      </w:hyperlink>
+      <w:r>
+        <w:rPr>
+          <w:rFonts w:hint="eastAsia"/>
+        </w:rPr>
+        <w:t xml:space="preserve">）。</w:t>
+      </w:r>
+    </w:p>
+    <w:bookmarkEnd w:id="17"/>
+    <w:bookmarkStart w:id="22" w:name="机制-②-粮价飙升-面包暴动经典机制"/>
     <w:p>
       <w:pPr>
         <w:pStyle w:val="Heading3"/>
@@ -1402,13 +1432,16 @@
         </w:rPr>
         <w:t xml:space="preserve">学术基础最扎实。</w:t>
       </w:r>
-      <w:r>
-        <w:rPr>
-          <w:b/>
-          <w:bCs/>
-        </w:rPr>
-        <w:t xml:space="preserve">NECSI / Lagi et al. (2011)</w:t>
-      </w:r>
+      <w:hyperlink r:id="rId18">
+        <w:r>
+          <w:rPr>
+            <w:rStyle w:val="Hyperlink"/>
+            <w:b/>
+            <w:bCs/>
+          </w:rPr>
+          <w:t xml:space="preserve">NECSI / Lagi et al. (2011)</w:t>
+        </w:r>
+      </w:hyperlink>
       <w:r>
         <w:t xml:space="preserve"> </w:t>
       </w:r>
@@ -1706,7 +1739,7 @@
             <w:pPr>
               <w:pStyle w:val="Compact"/>
             </w:pPr>
-            <w:hyperlink r:id="rId16">
+            <w:hyperlink r:id="rId19">
               <w:r>
                 <w:rPr>
                   <w:rStyle w:val="Hyperlink"/>
@@ -1780,7 +1813,7 @@
             <w:pPr>
               <w:pStyle w:val="Compact"/>
             </w:pPr>
-            <w:hyperlink r:id="rId17">
+            <w:hyperlink r:id="rId20">
               <w:r>
                 <w:rPr>
                   <w:rStyle w:val="Hyperlink"/>
@@ -2073,7 +2106,7 @@
         </w:rPr>
         <w:t xml:space="preserve">亿——历史最高（</w:t>
       </w:r>
-      <w:hyperlink r:id="rId18">
+      <w:hyperlink r:id="rId21">
         <w:r>
           <w:rPr>
             <w:rStyle w:val="Hyperlink"/>
@@ -2149,8 +2182,8 @@
         <w:t xml:space="preserve">，两者相互印证数量级可信（尽管具体数字分别基于不同模型和假设，不能直接叠加）。</w:t>
       </w:r>
     </w:p>
-    <w:bookmarkEnd w:id="19"/>
-    <w:bookmarkStart w:id="22" w:name="机制-③-财政崩-发不出工资补贴-政权不稳"/>
+    <w:bookmarkEnd w:id="22"/>
+    <w:bookmarkStart w:id="25" w:name="机制-③-财政崩-发不出工资补贴-政权不稳"/>
     <w:p>
       <w:pPr>
         <w:pStyle w:val="Heading3"/>
@@ -2552,7 +2585,7 @@
         </w:rPr>
         <w:t xml:space="preserve">（</w:t>
       </w:r>
-      <w:hyperlink r:id="rId20">
+      <w:hyperlink r:id="rId23">
         <w:r>
           <w:rPr>
             <w:rStyle w:val="Hyperlink"/>
@@ -2566,7 +2599,7 @@
         </w:rPr>
         <w:t xml:space="preserve">；</w:t>
       </w:r>
-      <w:hyperlink r:id="rId21">
+      <w:hyperlink r:id="rId24">
         <w:r>
           <w:rPr>
             <w:rStyle w:val="Hyperlink"/>
@@ -2683,8 +2716,8 @@
         <w:t xml:space="preserve">National）。报告中应表述为”财政压力已临界，危机正在逼近”，而非”工资危机已发生”。</w:t>
       </w:r>
     </w:p>
-    <w:bookmarkEnd w:id="22"/>
-    <w:bookmarkStart w:id="25" w:name="机制-④-教派激活跨国动员"/>
+    <w:bookmarkEnd w:id="25"/>
+    <w:bookmarkStart w:id="28" w:name="机制-④-教派激活跨国动员"/>
     <w:p>
       <w:pPr>
         <w:pStyle w:val="Heading3"/>
@@ -2795,7 +2828,7 @@
         </w:rPr>
         <w:t xml:space="preserve">天宵禁（</w:t>
       </w:r>
-      <w:hyperlink r:id="rId23">
+      <w:hyperlink r:id="rId26">
         <w:r>
           <w:rPr>
             <w:rStyle w:val="Hyperlink"/>
@@ -2889,7 +2922,7 @@
         </w:rPr>
         <w:t xml:space="preserve">日宣布禁止一切集会（</w:t>
       </w:r>
-      <w:hyperlink r:id="rId24">
+      <w:hyperlink r:id="rId27">
         <w:r>
           <w:rPr>
             <w:rStyle w:val="Hyperlink"/>
@@ -2911,9 +2944,9 @@
         </w:pict>
       </w:r>
     </w:p>
-    <w:bookmarkEnd w:id="25"/>
-    <w:bookmarkEnd w:id="26"/>
-    <w:bookmarkStart w:id="40" w:name="已发生的政治动荡事实层"/>
+    <w:bookmarkEnd w:id="28"/>
+    <w:bookmarkEnd w:id="29"/>
+    <w:bookmarkStart w:id="53" w:name="已发生的政治动荡事实层"/>
     <w:p>
       <w:pPr>
         <w:pStyle w:val="Heading2"/>
@@ -3097,15 +3130,43 @@
             <w:pPr>
               <w:pStyle w:val="Compact"/>
             </w:pPr>
-            <w:r>
-              <w:t xml:space="preserve">Wikipedia 2026 Iran </w:t>
-            </w:r>
-            <w:r>
-              <w:rPr>
-                <w:rFonts w:hint="eastAsia"/>
-              </w:rPr>
-              <w:t xml:space="preserve">massacres；Amnesty；HRW</w:t>
-            </w:r>
+            <w:hyperlink r:id="rId30">
+              <w:r>
+                <w:rPr>
+                  <w:rStyle w:val="Hyperlink"/>
+                </w:rPr>
+                <w:t xml:space="preserve">Wikipedia 2026 Iran massacres</w:t>
+              </w:r>
+            </w:hyperlink>
+            <w:r>
+              <w:rPr>
+                <w:rFonts w:hint="eastAsia"/>
+              </w:rPr>
+              <w:t xml:space="preserve">；</w:t>
+            </w:r>
+            <w:hyperlink r:id="rId31">
+              <w:r>
+                <w:rPr>
+                  <w:rStyle w:val="Hyperlink"/>
+                  <w:rFonts w:hint="eastAsia"/>
+                </w:rPr>
+                <w:t xml:space="preserve">Amnesty（2026-01）</w:t>
+              </w:r>
+            </w:hyperlink>
+            <w:r>
+              <w:rPr>
+                <w:rFonts w:hint="eastAsia"/>
+              </w:rPr>
+              <w:t xml:space="preserve">；</w:t>
+            </w:r>
+            <w:hyperlink r:id="rId32">
+              <w:r>
+                <w:rPr>
+                  <w:rStyle w:val="Hyperlink"/>
+                </w:rPr>
+                <w:t xml:space="preserve">HRW 2026-01</w:t>
+              </w:r>
+            </w:hyperlink>
           </w:p>
         </w:tc>
       </w:tr>
@@ -3164,7 +3225,7 @@
             <w:pPr>
               <w:pStyle w:val="Compact"/>
             </w:pPr>
-            <w:hyperlink r:id="rId27">
+            <w:hyperlink r:id="rId33">
               <w:r>
                 <w:rPr>
                   <w:rStyle w:val="Hyperlink"/>
@@ -3178,7 +3239,7 @@
               </w:rPr>
               <w:t xml:space="preserve">；</w:t>
             </w:r>
-            <w:hyperlink r:id="rId28">
+            <w:hyperlink r:id="rId34">
               <w:r>
                 <w:rPr>
                   <w:rStyle w:val="Hyperlink"/>
@@ -3247,7 +3308,7 @@
             <w:pPr>
               <w:pStyle w:val="Compact"/>
             </w:pPr>
-            <w:hyperlink r:id="rId23">
+            <w:hyperlink r:id="rId26">
               <w:r>
                 <w:rPr>
                   <w:rStyle w:val="Hyperlink"/>
@@ -3261,7 +3322,7 @@
               </w:rPr>
               <w:t xml:space="preserve">；</w:t>
             </w:r>
-            <w:hyperlink r:id="rId29">
+            <w:hyperlink r:id="rId35">
               <w:r>
                 <w:rPr>
                   <w:rStyle w:val="Hyperlink"/>
@@ -3335,7 +3396,7 @@
               </w:rPr>
               <w:t xml:space="preserve">；</w:t>
             </w:r>
-            <w:hyperlink r:id="rId30">
+            <w:hyperlink r:id="rId36">
               <w:r>
                 <w:rPr>
                   <w:rStyle w:val="Hyperlink"/>
@@ -3398,20 +3459,35 @@
             <w:pPr>
               <w:pStyle w:val="Compact"/>
             </w:pPr>
-            <w:r>
-              <w:rPr>
-                <w:rFonts w:hint="eastAsia"/>
-              </w:rPr>
-              <w:t xml:space="preserve">Wikipedia；CNN；</w:t>
-            </w:r>
-            <w:hyperlink r:id="rId31">
+            <w:hyperlink r:id="rId37">
               <w:r>
                 <w:rPr>
                   <w:rStyle w:val="Hyperlink"/>
                 </w:rPr>
-                <w:t xml:space="preserve">The Daily Star 2026-04</w:t>
+                <w:t xml:space="preserve">Wikipedia 2026 Iran war fuel crisis</w:t>
               </w:r>
             </w:hyperlink>
+            <w:r>
+              <w:rPr>
+                <w:rFonts w:hint="eastAsia"/>
+              </w:rPr>
+              <w:t xml:space="preserve">；[CNN（链接待核实）]；</w:t>
+            </w:r>
+            <w:hyperlink r:id="rId38">
+              <w:r>
+                <w:rPr>
+                  <w:rStyle w:val="Hyperlink"/>
+                </w:rPr>
+                <w:t xml:space="preserve">The Daily Star </w:t>
+              </w:r>
+              <w:r>
+                <w:rPr>
+                  <w:rStyle w:val="Hyperlink"/>
+                  <w:rFonts w:hint="eastAsia"/>
+                </w:rPr>
+                <w:t xml:space="preserve">2026-04（燃料危机）</w:t>
+              </w:r>
+            </w:hyperlink>
           </w:p>
         </w:tc>
       </w:tr>
@@ -3460,7 +3536,7 @@
             <w:pPr>
               <w:pStyle w:val="Compact"/>
             </w:pPr>
-            <w:hyperlink r:id="rId32">
+            <w:hyperlink r:id="rId39">
               <w:r>
                 <w:rPr>
                   <w:rStyle w:val="Hyperlink"/>
@@ -3488,7 +3564,7 @@
               </w:rPr>
               <w:t xml:space="preserve">；</w:t>
             </w:r>
-            <w:hyperlink r:id="rId33">
+            <w:hyperlink r:id="rId40">
               <w:r>
                 <w:rPr>
                   <w:rStyle w:val="Hyperlink"/>
@@ -3554,18 +3630,35 @@
             <w:pPr>
               <w:pStyle w:val="Compact"/>
             </w:pPr>
-            <w:r>
-              <w:t xml:space="preserve">Tamil </w:t>
-            </w:r>
-            <w:r>
-              <w:rPr>
-                <w:rFonts w:hint="eastAsia"/>
-              </w:rPr>
-              <w:t xml:space="preserve">Guardian；WSWS</w:t>
-            </w:r>
-            <w:r>
-              <w:t xml:space="preserve"> 2026-03-28</w:t>
-            </w:r>
+            <w:hyperlink r:id="rId41">
+              <w:r>
+                <w:rPr>
+                  <w:rStyle w:val="Hyperlink"/>
+                </w:rPr>
+                <w:t xml:space="preserve">Tamil </w:t>
+              </w:r>
+              <w:r>
+                <w:rPr>
+                  <w:rStyle w:val="Hyperlink"/>
+                  <w:rFonts w:hint="eastAsia"/>
+                </w:rPr>
+                <w:t xml:space="preserve">Guardian（四天工作周）</w:t>
+              </w:r>
+            </w:hyperlink>
+            <w:r>
+              <w:rPr>
+                <w:rFonts w:hint="eastAsia"/>
+              </w:rPr>
+              <w:t xml:space="preserve">；</w:t>
+            </w:r>
+            <w:hyperlink r:id="rId42">
+              <w:r>
+                <w:rPr>
+                  <w:rStyle w:val="Hyperlink"/>
+                </w:rPr>
+                <w:t xml:space="preserve">WSWS 2026-03-28</w:t>
+              </w:r>
+            </w:hyperlink>
           </w:p>
         </w:tc>
       </w:tr>
@@ -3615,7 +3708,7 @@
             <w:pPr>
               <w:pStyle w:val="Compact"/>
             </w:pPr>
-            <w:hyperlink r:id="rId34">
+            <w:hyperlink r:id="rId43">
               <w:r>
                 <w:rPr>
                   <w:rStyle w:val="Hyperlink"/>
@@ -3629,7 +3722,7 @@
               </w:rPr>
               <w:t xml:space="preserve">；</w:t>
             </w:r>
-            <w:hyperlink r:id="rId35">
+            <w:hyperlink r:id="rId44">
               <w:r>
                 <w:rPr>
                   <w:rStyle w:val="Hyperlink"/>
@@ -3677,9 +3770,14 @@
             <w:pPr>
               <w:pStyle w:val="Compact"/>
             </w:pPr>
-            <w:r>
-              <w:t xml:space="preserve">Peoples Dispatch 2026-04-07</w:t>
-            </w:r>
+            <w:hyperlink r:id="rId45">
+              <w:r>
+                <w:rPr>
+                  <w:rStyle w:val="Hyperlink"/>
+                </w:rPr>
+                <w:t xml:space="preserve">Peoples Dispatch 2026-04-07</w:t>
+              </w:r>
+            </w:hyperlink>
           </w:p>
         </w:tc>
       </w:tr>
@@ -3737,7 +3835,7 @@
             <w:pPr>
               <w:pStyle w:val="Compact"/>
             </w:pPr>
-            <w:hyperlink r:id="rId36">
+            <w:hyperlink r:id="rId46">
               <w:r>
                 <w:rPr>
                   <w:rStyle w:val="Hyperlink"/>
@@ -3785,9 +3883,14 @@
             <w:pPr>
               <w:pStyle w:val="Compact"/>
             </w:pPr>
-            <w:r>
-              <w:t xml:space="preserve">Soufan 2026-04-15</w:t>
-            </w:r>
+            <w:hyperlink r:id="rId47">
+              <w:r>
+                <w:rPr>
+                  <w:rStyle w:val="Hyperlink"/>
+                </w:rPr>
+                <w:t xml:space="preserve">Soufan Center 2026-04-15</w:t>
+              </w:r>
+            </w:hyperlink>
           </w:p>
         </w:tc>
       </w:tr>
@@ -3837,9 +3940,14 @@
             <w:pPr>
               <w:pStyle w:val="Compact"/>
             </w:pPr>
-            <w:r>
-              <w:t xml:space="preserve">ACLED Africa May 2026</w:t>
-            </w:r>
+            <w:hyperlink r:id="rId48">
+              <w:r>
+                <w:rPr>
+                  <w:rStyle w:val="Hyperlink"/>
+                </w:rPr>
+                <w:t xml:space="preserve">ACLED Africa May 2026</w:t>
+              </w:r>
+            </w:hyperlink>
           </w:p>
         </w:tc>
       </w:tr>
@@ -3880,15 +3988,35 @@
             <w:pPr>
               <w:pStyle w:val="Compact"/>
             </w:pPr>
-            <w:r>
-              <w:rPr>
-                <w:rFonts w:hint="eastAsia"/>
-              </w:rPr>
-              <w:t xml:space="preserve">ACLED；Responsible</w:t>
-            </w:r>
-            <w:r>
-              <w:t xml:space="preserve"> Statecraft</w:t>
-            </w:r>
+            <w:hyperlink r:id="rId48">
+              <w:r>
+                <w:rPr>
+                  <w:rStyle w:val="Hyperlink"/>
+                </w:rPr>
+                <w:t xml:space="preserve">ACLED Africa May 2026</w:t>
+              </w:r>
+            </w:hyperlink>
+            <w:r>
+              <w:rPr>
+                <w:rFonts w:hint="eastAsia"/>
+              </w:rPr>
+              <w:t xml:space="preserve">；</w:t>
+            </w:r>
+            <w:hyperlink r:id="rId49">
+              <w:r>
+                <w:rPr>
+                  <w:rStyle w:val="Hyperlink"/>
+                </w:rPr>
+                <w:t xml:space="preserve">Responsible </w:t>
+              </w:r>
+              <w:r>
+                <w:rPr>
+                  <w:rStyle w:val="Hyperlink"/>
+                  <w:rFonts w:hint="eastAsia"/>
+                </w:rPr>
+                <w:t xml:space="preserve">Statecraft（非洲燃油抗议）</w:t>
+              </w:r>
+            </w:hyperlink>
           </w:p>
         </w:tc>
       </w:tr>
@@ -3902,18 +4030,18 @@
           <wp:inline>
             <wp:extent cx="5334000" cy="2652570"/>
             <wp:effectExtent b="0" l="0" r="0" t="0"/>
-            <wp:docPr descr="图2 2026年3-5月政治动荡事件时间线" title="" id="38" name="Picture"/>
+            <wp:docPr descr="图2 2026年3-5月政治动荡事件时间线" title="" id="51" name="Picture"/>
             <a:graphic>
               <a:graphicData uri="http://schemas.openxmlformats.org/drawingml/2006/picture">
                 <pic:pic>
                   <pic:nvPicPr>
-                    <pic:cNvPr descr="assets/fig04_2.png" id="39" name="Picture"/>
+                    <pic:cNvPr descr="assets/fig04_2.png" id="52" name="Picture"/>
                     <pic:cNvPicPr>
                       <a:picLocks noChangeArrowheads="1" noChangeAspect="1"/>
                     </pic:cNvPicPr>
                   </pic:nvPicPr>
                   <pic:blipFill>
-                    <a:blip r:embed="rId37"/>
+                    <a:blip r:embed="rId50"/>
                     <a:stretch>
                       <a:fillRect/>
                     </a:stretch>
@@ -3987,8 +4115,8 @@
         </w:pict>
       </w:r>
     </w:p>
-    <w:bookmarkEnd w:id="40"/>
-    <w:bookmarkStart w:id="49" w:name="关键分析修正产油国的双叉冲击"/>
+    <w:bookmarkEnd w:id="53"/>
+    <w:bookmarkStart w:id="64" w:name="关键分析修正产油国的双叉冲击"/>
     <w:p>
       <w:pPr>
         <w:pStyle w:val="Heading2"/>
@@ -4034,18 +4162,18 @@
           <wp:inline>
             <wp:extent cx="5334000" cy="3087220"/>
             <wp:effectExtent b="0" l="0" r="0" t="0"/>
-            <wp:docPr descr="图3 产油国财政盈亏平衡油价对比" title="" id="42" name="Picture"/>
+            <wp:docPr descr="图3 产油国财政盈亏平衡油价对比" title="" id="55" name="Picture"/>
             <a:graphic>
               <a:graphicData uri="http://schemas.openxmlformats.org/drawingml/2006/picture">
                 <pic:pic>
                   <pic:nvPicPr>
-                    <pic:cNvPr descr="assets/fig04_3.png" id="43" name="Picture"/>
+                    <pic:cNvPr descr="assets/fig04_3.png" id="56" name="Picture"/>
                     <pic:cNvPicPr>
                       <a:picLocks noChangeArrowheads="1" noChangeAspect="1"/>
                     </pic:cNvPicPr>
                   </pic:nvPicPr>
                   <pic:blipFill>
-                    <a:blip r:embed="rId41"/>
+                    <a:blip r:embed="rId54"/>
                     <a:stretch>
                       <a:fillRect/>
                     </a:stretch>
@@ -4202,7 +4330,7 @@
         <w:t xml:space="preserve"> Article IV · Bloomberg Economics · Middle East Insider 2026-03 · S&amp;P。</w:t>
       </w:r>
     </w:p>
-    <w:bookmarkStart w:id="44" w:name="windfall-被保护组高油价净受益"/>
+    <w:bookmarkStart w:id="57" w:name="windfall-被保护组高油价净受益"/>
     <w:p>
       <w:pPr>
         <w:pStyle w:val="Heading3"/>
@@ -4426,8 +4554,8 @@
         <w:t xml:space="preserve">八国中动荡风险最低。</w:t>
       </w:r>
     </w:p>
-    <w:bookmarkEnd w:id="44"/>
-    <w:bookmarkStart w:id="45" w:name="trapped-但有缓冲组gdp-受损但政治稳"/>
+    <w:bookmarkEnd w:id="57"/>
+    <w:bookmarkStart w:id="58" w:name="trapped-但有缓冲组gdp-受损但政治稳"/>
     <w:p>
       <w:pPr>
         <w:pStyle w:val="Heading3"/>
@@ -4732,8 +4860,8 @@
         <w:t xml:space="preserve">，非政治动荡。</w:t>
       </w:r>
     </w:p>
-    <w:bookmarkEnd w:id="45"/>
-    <w:bookmarkStart w:id="48" w:name="trapped-无缓冲-教派断层组真实政治风险"/>
+    <w:bookmarkEnd w:id="58"/>
+    <w:bookmarkStart w:id="63" w:name="trapped-无缓冲-教派断层组真实政治风险"/>
     <w:p>
       <w:pPr>
         <w:pStyle w:val="Heading3"/>
@@ -4768,7 +4896,7 @@
         <w:t xml:space="preserve">这才是”财政崩→动荡”机制真正咬合的地方。</w:t>
       </w:r>
     </w:p>
-    <w:bookmarkStart w:id="46" w:name="伊拉克产油国中最高传染风险"/>
+    <w:bookmarkStart w:id="60" w:name="伊拉克产油国中最高传染风险"/>
     <w:p>
       <w:pPr>
         <w:pStyle w:val="Heading4"/>
@@ -5126,9 +5254,29 @@
         </w:rPr>
         <w:t xml:space="preserve">降低代理动员风险</w:t>
       </w:r>
-    </w:p>
-    <w:bookmarkEnd w:id="46"/>
-    <w:bookmarkStart w:id="47" w:name="巴林海湾君主国例外"/>
+      <w:r>
+        <w:rPr>
+          <w:rFonts w:hint="eastAsia"/>
+        </w:rPr>
+        <w:t xml:space="preserve">（</w:t>
+      </w:r>
+      <w:hyperlink r:id="rId59">
+        <w:r>
+          <w:rPr>
+            <w:rStyle w:val="Hyperlink"/>
+          </w:rPr>
+          <w:t xml:space="preserve">The National 2026-05-27</w:t>
+        </w:r>
+      </w:hyperlink>
+      <w:r>
+        <w:rPr>
+          <w:rFonts w:hint="eastAsia"/>
+        </w:rPr>
+        <w:t xml:space="preserve">）</w:t>
+      </w:r>
+    </w:p>
+    <w:bookmarkEnd w:id="60"/>
+    <w:bookmarkStart w:id="62" w:name="巴林海湾君主国例外"/>
     <w:p>
       <w:pPr>
         <w:pStyle w:val="Heading4"/>
@@ -5445,14 +5593,20 @@
         <w:t xml:space="preserve"> </w:t>
       </w:r>
       <w:r>
-        <w:t xml:space="preserve">- </w:t>
-      </w:r>
-      <w:r>
-        <w:rPr>
-          <w:rFonts w:hint="eastAsia"/>
-        </w:rPr>
-        <w:t xml:space="preserve">BTI（贝塔斯曼转型指数，德国贝塔斯曼基金会发布的全球治理评估）2026</w:t>
-      </w:r>
+        <w:t xml:space="preserve">-</w:t>
+      </w:r>
+      <w:r>
+        <w:t xml:space="preserve"> </w:t>
+      </w:r>
+      <w:hyperlink r:id="rId61">
+        <w:r>
+          <w:rPr>
+            <w:rStyle w:val="Hyperlink"/>
+            <w:rFonts w:hint="eastAsia"/>
+          </w:rPr>
+          <w:t xml:space="preserve">BTI（贝塔斯曼转型指数，德国贝塔斯曼基金会发布的全球治理评估）2026</w:t>
+        </w:r>
+      </w:hyperlink>
       <w:r>
         <w:t xml:space="preserve"> </w:t>
       </w:r>
@@ -5559,10 +5713,10 @@
         </w:pict>
       </w:r>
     </w:p>
-    <w:bookmarkEnd w:id="47"/>
-    <w:bookmarkEnd w:id="48"/>
-    <w:bookmarkEnd w:id="49"/>
-    <w:bookmarkStart w:id="53" w:name="伊朗深度剖析震中-沙盘-v1-变量"/>
+    <w:bookmarkEnd w:id="62"/>
+    <w:bookmarkEnd w:id="63"/>
+    <w:bookmarkEnd w:id="64"/>
+    <w:bookmarkStart w:id="72" w:name="伊朗深度剖析震中-沙盘-v1-变量"/>
     <w:p>
       <w:pPr>
         <w:pStyle w:val="Heading2"/>
@@ -5595,7 +5749,7 @@
         <w:t xml:space="preserve">变量）</w:t>
       </w:r>
     </w:p>
-    <w:bookmarkStart w:id="50" w:name="经济崩塌事实"/>
+    <w:bookmarkStart w:id="65" w:name="经济崩塌事实"/>
     <w:p>
       <w:pPr>
         <w:pStyle w:val="Heading3"/>
@@ -5854,8 +6008,8 @@
         <w:t xml:space="preserve">美国封锁切断大部分国际贸易含石油出口</w:t>
       </w:r>
     </w:p>
-    <w:bookmarkEnd w:id="50"/>
-    <w:bookmarkStart w:id="51" w:name="指挥危机-继位事实"/>
+    <w:bookmarkEnd w:id="65"/>
+    <w:bookmarkStart w:id="66" w:name="指挥危机-继位事实"/>
     <w:p>
       <w:pPr>
         <w:pStyle w:val="Heading3"/>
@@ -5994,8 +6148,8 @@
         <w:t xml:space="preserve">中介沟通</w:t>
       </w:r>
     </w:p>
-    <w:bookmarkEnd w:id="51"/>
-    <w:bookmarkStart w:id="52" w:name="崩溃-vs-幸存推演"/>
+    <w:bookmarkEnd w:id="66"/>
+    <w:bookmarkStart w:id="71" w:name="崩溃-vs-幸存推演"/>
     <w:p>
       <w:pPr>
         <w:pStyle w:val="Heading3"/>
@@ -6038,18 +6192,29 @@
           <w:numId w:val="1006"/>
         </w:numPr>
       </w:pPr>
-      <w:r>
-        <w:rPr>
-          <w:b/>
-          <w:bCs/>
-        </w:rPr>
-        <w:t xml:space="preserve">Suzanne Maloney</w:t>
-      </w:r>
-      <w:r>
-        <w:rPr>
-          <w:rFonts w:hint="eastAsia"/>
-        </w:rPr>
-        <w:t xml:space="preserve">（Brookings）：外部军事压力”很少产生其设计者预期的快速政治转型”；残余政权”武装精良、根基深”</w:t>
+      <w:hyperlink r:id="rId67">
+        <w:r>
+          <w:rPr>
+            <w:rStyle w:val="Hyperlink"/>
+            <w:b/>
+            <w:bCs/>
+          </w:rPr>
+          <w:t xml:space="preserve">Suzanne Maloney</w:t>
+        </w:r>
+      </w:hyperlink>
+      <w:r>
+        <w:rPr>
+          <w:rFonts w:hint="eastAsia"/>
+          <w:b/>
+          <w:bCs/>
+        </w:rPr>
+        <w:t xml:space="preserve">（Brookings）</w:t>
+      </w:r>
+      <w:r>
+        <w:rPr>
+          <w:rFonts w:hint="eastAsia"/>
+        </w:rPr>
+        <w:t xml:space="preserve">：外部军事压力”很少产生其设计者预期的快速政治转型”；残余政权”武装精良、根基深”</w:t>
       </w:r>
     </w:p>
     <w:p>
@@ -6060,18 +6225,29 @@
           <w:numId w:val="1006"/>
         </w:numPr>
       </w:pPr>
-      <w:r>
-        <w:rPr>
-          <w:b/>
-          <w:bCs/>
-        </w:rPr>
-        <w:t xml:space="preserve">Karim Sadjadpour</w:t>
-      </w:r>
-      <w:r>
-        <w:rPr>
-          <w:rFonts w:hint="eastAsia"/>
-        </w:rPr>
-        <w:t xml:space="preserve">（Carnegie）：</w:t>
+      <w:hyperlink r:id="rId68">
+        <w:r>
+          <w:rPr>
+            <w:rStyle w:val="Hyperlink"/>
+            <w:b/>
+            <w:bCs/>
+          </w:rPr>
+          <w:t xml:space="preserve">Karim Sadjadpour</w:t>
+        </w:r>
+      </w:hyperlink>
+      <w:r>
+        <w:rPr>
+          <w:rFonts w:hint="eastAsia"/>
+          <w:b/>
+          <w:bCs/>
+        </w:rPr>
+        <w:t xml:space="preserve">（Carnegie）</w:t>
+      </w:r>
+      <w:r>
+        <w:rPr>
+          <w:rFonts w:hint="eastAsia"/>
+        </w:rPr>
+        <w:t xml:space="preserve">：</w:t>
       </w:r>
       <w:r>
         <w:rPr>
@@ -6100,27 +6276,44 @@
           <w:numId w:val="1006"/>
         </w:numPr>
       </w:pPr>
-      <w:r>
-        <w:rPr>
-          <w:b/>
-          <w:bCs/>
-        </w:rPr>
-        <w:t xml:space="preserve">Vali Nasr</w:t>
-      </w:r>
-      <w:r>
-        <w:rPr>
-          <w:rFonts w:hint="eastAsia"/>
+      <w:hyperlink r:id="rId69">
+        <w:r>
+          <w:rPr>
+            <w:rStyle w:val="Hyperlink"/>
+            <w:b/>
+            <w:bCs/>
+          </w:rPr>
+          <w:t xml:space="preserve">Vali Nasr</w:t>
+        </w:r>
+      </w:hyperlink>
+      <w:r>
+        <w:rPr>
+          <w:rFonts w:hint="eastAsia"/>
+          <w:b/>
+          <w:bCs/>
         </w:rPr>
         <w:t xml:space="preserve">（JHU</w:t>
       </w:r>
       <w:r>
-        <w:t xml:space="preserve"> </w:t>
-      </w:r>
-      <w:r>
-        <w:rPr>
-          <w:rFonts w:hint="eastAsia"/>
-        </w:rPr>
-        <w:t xml:space="preserve">SAIS）：美以制造了”无人能填补的权力真空”</w:t>
+        <w:rPr>
+          <w:b/>
+          <w:bCs/>
+        </w:rPr>
+        <w:t xml:space="preserve"> </w:t>
+      </w:r>
+      <w:r>
+        <w:rPr>
+          <w:rFonts w:hint="eastAsia"/>
+          <w:b/>
+          <w:bCs/>
+        </w:rPr>
+        <w:t xml:space="preserve">SAIS）</w:t>
+      </w:r>
+      <w:r>
+        <w:rPr>
+          <w:rFonts w:hint="eastAsia"/>
+        </w:rPr>
+        <w:t xml:space="preserve">：美以制造了”无人能填补的权力真空”</w:t>
       </w:r>
     </w:p>
     <w:p>
@@ -6145,7 +6338,18 @@
         <w:t xml:space="preserve">（经</w:t>
       </w:r>
       <w:r>
-        <w:t xml:space="preserve"> Brookings Maloney </w:t>
+        <w:t xml:space="preserve"> </w:t>
+      </w:r>
+      <w:hyperlink r:id="rId67">
+        <w:r>
+          <w:rPr>
+            <w:rStyle w:val="Hyperlink"/>
+          </w:rPr>
+          <w:t xml:space="preserve">Brookings Maloney</w:t>
+        </w:r>
+      </w:hyperlink>
+      <w:r>
+        <w:t xml:space="preserve"> </w:t>
       </w:r>
       <w:r>
         <w:rPr>
@@ -6197,8 +6401,16 @@
         <w:rPr>
           <w:rFonts w:hint="eastAsia"/>
         </w:rPr>
-        <w:t xml:space="preserve">：Polymarket</w:t>
-      </w:r>
+        <w:t xml:space="preserve">：</w:t>
+      </w:r>
+      <w:hyperlink r:id="rId70">
+        <w:r>
+          <w:rPr>
+            <w:rStyle w:val="Hyperlink"/>
+          </w:rPr>
+          <w:t xml:space="preserve">Polymarket</w:t>
+        </w:r>
+      </w:hyperlink>
       <w:r>
         <w:t xml:space="preserve"> </w:t>
       </w:r>
@@ -6302,9 +6514,9 @@
         </w:pict>
       </w:r>
     </w:p>
-    <w:bookmarkEnd w:id="52"/>
-    <w:bookmarkEnd w:id="53"/>
-    <w:bookmarkStart w:id="65" w:name="进口脆弱国政治风险国别"/>
+    <w:bookmarkEnd w:id="71"/>
+    <w:bookmarkEnd w:id="72"/>
+    <w:bookmarkStart w:id="84" w:name="进口脆弱国政治风险国别"/>
     <w:p>
       <w:pPr>
         <w:pStyle w:val="Heading2"/>
@@ -6328,18 +6540,18 @@
           <wp:inline>
             <wp:extent cx="5334000" cy="3884206"/>
             <wp:effectExtent b="0" l="0" r="0" t="0"/>
-            <wp:docPr descr="图1 霍尔木兹危机政治风险矩阵" title="" id="55" name="Picture"/>
+            <wp:docPr descr="图1 霍尔木兹危机政治风险矩阵" title="" id="74" name="Picture"/>
             <a:graphic>
               <a:graphicData uri="http://schemas.openxmlformats.org/drawingml/2006/picture">
                 <pic:pic>
                   <pic:nvPicPr>
-                    <pic:cNvPr descr="assets/fig04_1.png" id="56" name="Picture"/>
+                    <pic:cNvPr descr="assets/fig04_1.png" id="75" name="Picture"/>
                     <pic:cNvPicPr>
                       <a:picLocks noChangeArrowheads="1" noChangeAspect="1"/>
                     </pic:cNvPicPr>
                   </pic:nvPicPr>
                   <pic:blipFill>
-                    <a:blip r:embed="rId54"/>
+                    <a:blip r:embed="rId73"/>
                     <a:stretch>
                       <a:fillRect/>
                     </a:stretch>
@@ -6436,7 +6648,7 @@
         <w:t xml:space="preserve"> 2026。</w:t>
       </w:r>
     </w:p>
-    <w:bookmarkStart w:id="57" w:name="埃及经典面包暴动候选但政府在-firewall-面包"/>
+    <w:bookmarkStart w:id="76" w:name="埃及经典面包暴动候选但政府在-firewall-面包"/>
     <w:p>
       <w:pPr>
         <w:pStyle w:val="Heading3"/>
@@ -6661,8 +6873,8 @@
         <w:t xml:space="preserve">面包是理性的</w:t>
       </w:r>
     </w:p>
-    <w:bookmarkEnd w:id="57"/>
-    <w:bookmarkStart w:id="58" w:name="巴基斯坦已爆发的教派动荡-薄储备-imf-挤压"/>
+    <w:bookmarkEnd w:id="76"/>
+    <w:bookmarkStart w:id="77" w:name="巴基斯坦已爆发的教派动荡-薄储备-imf-挤压"/>
     <w:p>
       <w:pPr>
         <w:pStyle w:val="Heading3"/>
@@ -6903,8 +7115,8 @@
         <w:t xml:space="preserve">挤压。触发器不只是油价，是围绕伊朗的教派动员</w:t>
       </w:r>
     </w:p>
-    <w:bookmarkEnd w:id="58"/>
-    <w:bookmarkStart w:id="59" w:name="孟加拉国全新未经考验的政府-衰退-燃料暴力"/>
+    <w:bookmarkEnd w:id="77"/>
+    <w:bookmarkStart w:id="78" w:name="孟加拉国全新未经考验的政府-衰退-燃料暴力"/>
     <w:p>
       <w:pPr>
         <w:pStyle w:val="Heading3"/>
@@ -7108,8 +7320,8 @@
         <w:t xml:space="preserve">每日燃料盗窃暴力</w:t>
       </w:r>
     </w:p>
-    <w:bookmarkEnd w:id="59"/>
-    <w:bookmarkStart w:id="60" w:name="斯里兰卡2022-燃料崩溃机制的结构性重演风险"/>
+    <w:bookmarkEnd w:id="78"/>
+    <w:bookmarkStart w:id="79" w:name="斯里兰卡2022-燃料崩溃机制的结构性重演风险"/>
     <w:p>
       <w:pPr>
         <w:pStyle w:val="Heading3"/>
@@ -7314,8 +7526,8 @@
         <w:t xml:space="preserve">燃料驱动动荡</w:t>
       </w:r>
     </w:p>
-    <w:bookmarkEnd w:id="60"/>
-    <w:bookmarkStart w:id="62" w:name="菲律宾紧急状态-大罢工但机构在吸收"/>
+    <w:bookmarkEnd w:id="79"/>
+    <w:bookmarkStart w:id="81" w:name="菲律宾紧急状态-大罢工但机构在吸收"/>
     <w:p>
       <w:pPr>
         <w:pStyle w:val="Heading3"/>
@@ -7557,7 +7769,7 @@
         </w:rPr>
         <w:t xml:space="preserve">世界银行警告菲律宾补贴措施”可能加剧财政压力，进一步拖累本已低迷的经济增长”（</w:t>
       </w:r>
-      <w:hyperlink r:id="rId61">
+      <w:hyperlink r:id="rId80">
         <w:r>
           <w:rPr>
             <w:rStyle w:val="Hyperlink"/>
@@ -7572,8 +7784,8 @@
         <w:t xml:space="preserve">）</w:t>
       </w:r>
     </w:p>
-    <w:bookmarkEnd w:id="62"/>
-    <w:bookmarkStart w:id="64" w:name="撒哈拉以南人道灾难渠道"/>
+    <w:bookmarkEnd w:id="81"/>
+    <w:bookmarkStart w:id="83" w:name="撒哈拉以南人道灾难渠道"/>
     <w:p>
       <w:pPr>
         <w:pStyle w:val="Heading3"/>
@@ -7651,7 +7863,7 @@
         </w:rPr>
         <w:t xml:space="preserve">燃油价格叠加冲击”（</w:t>
       </w:r>
-      <w:hyperlink r:id="rId63">
+      <w:hyperlink r:id="rId82">
         <w:r>
           <w:rPr>
             <w:rStyle w:val="Hyperlink"/>
@@ -7739,9 +7951,9 @@
         </w:pict>
       </w:r>
     </w:p>
-    <w:bookmarkEnd w:id="64"/>
-    <w:bookmarkEnd w:id="65"/>
-    <w:bookmarkStart w:id="66" w:name="量化锚点"/>
+    <w:bookmarkEnd w:id="83"/>
+    <w:bookmarkEnd w:id="84"/>
+    <w:bookmarkStart w:id="85" w:name="量化锚点"/>
     <w:p>
       <w:pPr>
         <w:pStyle w:val="Heading2"/>
@@ -8463,7 +8675,7 @@
             <w:pPr>
               <w:pStyle w:val="Compact"/>
             </w:pPr>
-            <w:hyperlink r:id="rId21">
+            <w:hyperlink r:id="rId24">
               <w:r>
                 <w:rPr>
                   <w:rStyle w:val="Hyperlink"/>
@@ -8477,7 +8689,7 @@
               </w:rPr>
               <w:t xml:space="preserve">；</w:t>
             </w:r>
-            <w:hyperlink r:id="rId20">
+            <w:hyperlink r:id="rId23">
               <w:r>
                 <w:rPr>
                   <w:rStyle w:val="Hyperlink"/>
@@ -8541,7 +8753,7 @@
             <w:pPr>
               <w:pStyle w:val="Compact"/>
             </w:pPr>
-            <w:hyperlink r:id="rId16">
+            <w:hyperlink r:id="rId19">
               <w:r>
                 <w:rPr>
                   <w:rStyle w:val="Hyperlink"/>
@@ -8609,7 +8821,7 @@
             <w:pPr>
               <w:pStyle w:val="Compact"/>
             </w:pPr>
-            <w:hyperlink r:id="rId18">
+            <w:hyperlink r:id="rId21">
               <w:r>
                 <w:rPr>
                   <w:rStyle w:val="Hyperlink"/>
@@ -8870,8 +9082,8 @@
         </w:pict>
       </w:r>
     </w:p>
-    <w:bookmarkEnd w:id="66"/>
-    <w:bookmarkStart w:id="67" w:name="国别风险总排序"/>
+    <w:bookmarkEnd w:id="85"/>
+    <w:bookmarkStart w:id="86" w:name="国别风险总排序"/>
     <w:p>
       <w:pPr>
         <w:pStyle w:val="Heading2"/>
@@ -10741,8 +10953,8 @@
         </w:pict>
       </w:r>
     </w:p>
-    <w:bookmarkEnd w:id="67"/>
-    <w:bookmarkStart w:id="68" w:name="个月强化路径"/>
+    <w:bookmarkEnd w:id="86"/>
+    <w:bookmarkStart w:id="87" w:name="个月强化路径"/>
     <w:p>
       <w:pPr>
         <w:pStyle w:val="Heading2"/>
@@ -10974,8 +11186,8 @@
         </w:pict>
       </w:r>
     </w:p>
-    <w:bookmarkEnd w:id="68"/>
-    <w:bookmarkStart w:id="73" w:name="不确定性账本与数据缺口"/>
+    <w:bookmarkEnd w:id="87"/>
+    <w:bookmarkStart w:id="92" w:name="不确定性账本与数据缺口"/>
     <w:p>
       <w:pPr>
         <w:pStyle w:val="Heading2"/>
@@ -10990,7 +11202,7 @@
         <w:t xml:space="preserve">不确定性账本与数据缺口</w:t>
       </w:r>
     </w:p>
-    <w:bookmarkStart w:id="69" w:name="solid多源一致-官方"/>
+    <w:bookmarkStart w:id="88" w:name="solid多源一致-官方"/>
     <w:p>
       <w:pPr>
         <w:pStyle w:val="Heading3"/>
@@ -11224,8 +11436,8 @@
         <w:t xml:space="preserve"> 142.5% GDP</w:t>
       </w:r>
     </w:p>
-    <w:bookmarkEnd w:id="69"/>
-    <w:bookmarkStart w:id="70" w:name="数据标注须知三点"/>
+    <w:bookmarkEnd w:id="88"/>
+    <w:bookmarkStart w:id="89" w:name="数据标注须知三点"/>
     <w:p>
       <w:pPr>
         <w:pStyle w:val="Heading3"/>
@@ -11402,8 +11614,8 @@
         <w:t xml:space="preserve">均明确区分了这一点。</w:t>
       </w:r>
     </w:p>
-    <w:bookmarkEnd w:id="70"/>
-    <w:bookmarkStart w:id="71" w:name="single-source-存疑已标注"/>
+    <w:bookmarkEnd w:id="89"/>
+    <w:bookmarkStart w:id="90" w:name="single-source-存疑已标注"/>
     <w:p>
       <w:pPr>
         <w:pStyle w:val="Heading3"/>
@@ -11652,8 +11864,8 @@
         <w:t xml:space="preserve">正文引用时应标注区间而非单一数字</w:t>
       </w:r>
     </w:p>
-    <w:bookmarkEnd w:id="71"/>
-    <w:bookmarkStart w:id="72" w:name="not-found明确缺口"/>
+    <w:bookmarkEnd w:id="90"/>
+    <w:bookmarkStart w:id="91" w:name="not-found明确缺口"/>
     <w:p>
       <w:pPr>
         <w:pStyle w:val="Heading3"/>
@@ -11809,9 +12021,9 @@
         </w:pict>
       </w:r>
     </w:p>
-    <w:bookmarkEnd w:id="72"/>
-    <w:bookmarkEnd w:id="73"/>
-    <w:bookmarkStart w:id="86" w:name="主要信源清单"/>
+    <w:bookmarkEnd w:id="91"/>
+    <w:bookmarkEnd w:id="92"/>
+    <w:bookmarkStart w:id="113" w:name="主要信源清单"/>
     <w:p>
       <w:pPr>
         <w:pStyle w:val="Heading2"/>
@@ -11847,7 +12059,7 @@
       <w:r>
         <w:t xml:space="preserve"> </w:t>
       </w:r>
-      <w:hyperlink r:id="rId74">
+      <w:hyperlink r:id="rId93">
         <w:r>
           <w:rPr>
             <w:rStyle w:val="Hyperlink"/>
@@ -11861,7 +12073,7 @@
         </w:rPr>
         <w:t xml:space="preserve">；</w:t>
       </w:r>
-      <w:hyperlink r:id="rId75">
+      <w:hyperlink r:id="rId94">
         <w:r>
           <w:rPr>
             <w:rStyle w:val="Hyperlink"/>
@@ -11878,7 +12090,7 @@
       <w:r>
         <w:t xml:space="preserve"> </w:t>
       </w:r>
-      <w:hyperlink r:id="rId16">
+      <w:hyperlink r:id="rId19">
         <w:r>
           <w:rPr>
             <w:rStyle w:val="Hyperlink"/>
@@ -11892,7 +12104,7 @@
         </w:rPr>
         <w:t xml:space="preserve">；</w:t>
       </w:r>
-      <w:hyperlink r:id="rId17">
+      <w:hyperlink r:id="rId20">
         <w:r>
           <w:rPr>
             <w:rStyle w:val="Hyperlink"/>
@@ -11909,7 +12121,7 @@
       <w:r>
         <w:t xml:space="preserve"> </w:t>
       </w:r>
-      <w:hyperlink r:id="rId18">
+      <w:hyperlink r:id="rId21">
         <w:r>
           <w:rPr>
             <w:rStyle w:val="Hyperlink"/>
@@ -11923,7 +12135,7 @@
         </w:rPr>
         <w:t xml:space="preserve">；</w:t>
       </w:r>
-      <w:hyperlink r:id="rId76">
+      <w:hyperlink r:id="rId95">
         <w:r>
           <w:rPr>
             <w:rStyle w:val="Hyperlink"/>
@@ -11940,7 +12152,7 @@
       <w:r>
         <w:t xml:space="preserve"> </w:t>
       </w:r>
-      <w:hyperlink r:id="rId63">
+      <w:hyperlink r:id="rId82">
         <w:r>
           <w:rPr>
             <w:rStyle w:val="Hyperlink"/>
@@ -11970,7 +12182,7 @@
       <w:r>
         <w:t xml:space="preserve"> </w:t>
       </w:r>
-      <w:hyperlink r:id="rId21">
+      <w:hyperlink r:id="rId24">
         <w:r>
           <w:rPr>
             <w:rStyle w:val="Hyperlink"/>
@@ -11987,7 +12199,7 @@
       <w:r>
         <w:t xml:space="preserve"> </w:t>
       </w:r>
-      <w:hyperlink r:id="rId77">
+      <w:hyperlink r:id="rId96">
         <w:r>
           <w:rPr>
             <w:rStyle w:val="Hyperlink"/>
@@ -12004,7 +12216,7 @@
       <w:r>
         <w:t xml:space="preserve"> </w:t>
       </w:r>
-      <w:hyperlink r:id="rId78">
+      <w:hyperlink r:id="rId97">
         <w:r>
           <w:rPr>
             <w:rStyle w:val="Hyperlink"/>
@@ -12034,7 +12246,7 @@
       <w:r>
         <w:t xml:space="preserve"> </w:t>
       </w:r>
-      <w:hyperlink r:id="rId20">
+      <w:hyperlink r:id="rId23">
         <w:r>
           <w:rPr>
             <w:rStyle w:val="Hyperlink"/>
@@ -12051,7 +12263,7 @@
       <w:r>
         <w:t xml:space="preserve"> </w:t>
       </w:r>
-      <w:hyperlink r:id="rId79">
+      <w:hyperlink r:id="rId98">
         <w:r>
           <w:rPr>
             <w:rStyle w:val="Hyperlink"/>
@@ -12068,7 +12280,7 @@
       <w:r>
         <w:t xml:space="preserve"> </w:t>
       </w:r>
-      <w:hyperlink r:id="rId80">
+      <w:hyperlink r:id="rId99">
         <w:r>
           <w:rPr>
             <w:rStyle w:val="Hyperlink"/>
@@ -12085,7 +12297,7 @@
       <w:r>
         <w:t xml:space="preserve"> </w:t>
       </w:r>
-      <w:hyperlink r:id="rId81">
+      <w:hyperlink r:id="rId100">
         <w:r>
           <w:rPr>
             <w:rStyle w:val="Hyperlink"/>
@@ -12099,12 +12311,19 @@
         </w:rPr>
         <w:t xml:space="preserve">；</w:t>
       </w:r>
-      <w:hyperlink r:id="rId82">
+      <w:hyperlink r:id="rId101">
         <w:r>
           <w:rPr>
             <w:rStyle w:val="Hyperlink"/>
           </w:rPr>
-          <w:t xml:space="preserve">Rudaw 2026-05-23</w:t>
+          <w:t xml:space="preserve">Rudaw </w:t>
+        </w:r>
+        <w:r>
+          <w:rPr>
+            <w:rStyle w:val="Hyperlink"/>
+            <w:rFonts w:hint="eastAsia"/>
+          </w:rPr>
+          <w:t xml:space="preserve">2026-05-23（链接待核实）</w:t>
         </w:r>
       </w:hyperlink>
     </w:p>
@@ -12129,7 +12348,7 @@
       <w:r>
         <w:t xml:space="preserve"> </w:t>
       </w:r>
-      <w:hyperlink r:id="rId24">
+      <w:hyperlink r:id="rId27">
         <w:r>
           <w:rPr>
             <w:rStyle w:val="Hyperlink"/>
@@ -12146,7 +12365,7 @@
       <w:r>
         <w:t xml:space="preserve"> </w:t>
       </w:r>
-      <w:hyperlink r:id="rId27">
+      <w:hyperlink r:id="rId33">
         <w:r>
           <w:rPr>
             <w:rStyle w:val="Hyperlink"/>
@@ -12163,7 +12382,7 @@
       <w:r>
         <w:t xml:space="preserve"> </w:t>
       </w:r>
-      <w:hyperlink r:id="rId28">
+      <w:hyperlink r:id="rId34">
         <w:r>
           <w:rPr>
             <w:rStyle w:val="Hyperlink"/>
@@ -12180,7 +12399,7 @@
       <w:r>
         <w:t xml:space="preserve"> </w:t>
       </w:r>
-      <w:hyperlink r:id="rId83">
+      <w:hyperlink r:id="rId102">
         <w:r>
           <w:rPr>
             <w:rStyle w:val="Hyperlink"/>
@@ -12210,7 +12429,7 @@
       <w:r>
         <w:t xml:space="preserve"> </w:t>
       </w:r>
-      <w:hyperlink r:id="rId32">
+      <w:hyperlink r:id="rId39">
         <w:r>
           <w:rPr>
             <w:rStyle w:val="Hyperlink"/>
@@ -12244,7 +12463,7 @@
       <w:r>
         <w:t xml:space="preserve"> </w:t>
       </w:r>
-      <w:hyperlink r:id="rId84">
+      <w:hyperlink r:id="rId103">
         <w:r>
           <w:rPr>
             <w:rStyle w:val="Hyperlink"/>
@@ -12291,7 +12510,7 @@
       <w:r>
         <w:t xml:space="preserve"> </w:t>
       </w:r>
-      <w:hyperlink r:id="rId30">
+      <w:hyperlink r:id="rId36">
         <w:r>
           <w:rPr>
             <w:rStyle w:val="Hyperlink"/>
@@ -12308,7 +12527,7 @@
       <w:r>
         <w:t xml:space="preserve"> </w:t>
       </w:r>
-      <w:hyperlink r:id="rId85">
+      <w:hyperlink r:id="rId104">
         <w:r>
           <w:rPr>
             <w:rStyle w:val="Hyperlink"/>
@@ -12325,7 +12544,7 @@
       <w:r>
         <w:t xml:space="preserve"> </w:t>
       </w:r>
-      <w:hyperlink r:id="rId61">
+      <w:hyperlink r:id="rId80">
         <w:r>
           <w:rPr>
             <w:rStyle w:val="Hyperlink"/>
@@ -12355,7 +12574,7 @@
       <w:r>
         <w:t xml:space="preserve"> </w:t>
       </w:r>
-      <w:hyperlink r:id="rId29">
+      <w:hyperlink r:id="rId35">
         <w:r>
           <w:rPr>
             <w:rStyle w:val="Hyperlink"/>
@@ -12402,7 +12621,7 @@
       <w:r>
         <w:t xml:space="preserve"> </w:t>
       </w:r>
-      <w:hyperlink r:id="rId34">
+      <w:hyperlink r:id="rId43">
         <w:r>
           <w:rPr>
             <w:rStyle w:val="Hyperlink"/>
@@ -12419,7 +12638,7 @@
       <w:r>
         <w:t xml:space="preserve"> </w:t>
       </w:r>
-      <w:hyperlink r:id="rId35">
+      <w:hyperlink r:id="rId44">
         <w:r>
           <w:rPr>
             <w:rStyle w:val="Hyperlink"/>
@@ -12444,49 +12663,195 @@
         <w:t xml:space="preserve"> </w:t>
       </w:r>
       <w:r>
-        <w:t xml:space="preserve">- Atlantic </w:t>
-      </w:r>
-      <w:r>
-        <w:rPr>
-          <w:rFonts w:hint="eastAsia"/>
-        </w:rPr>
-        <w:t xml:space="preserve">Council（Webster/I’Anson</w:t>
-      </w:r>
-      <w:r>
-        <w:t xml:space="preserve"> </w:t>
-      </w:r>
-      <w:r>
-        <w:rPr>
-          <w:rFonts w:hint="eastAsia"/>
-        </w:rPr>
-        <w:t xml:space="preserve">2026-04-21）；Brookings（Gross；Maloney）；Soufan</w:t>
-      </w:r>
-      <w:r>
-        <w:t xml:space="preserve"> </w:t>
-      </w:r>
-      <w:r>
-        <w:rPr>
-          <w:rFonts w:hint="eastAsia"/>
-        </w:rPr>
-        <w:t xml:space="preserve">Center（05-07；05-14；04-15）；Carnegie（Sadjadpour）；CSIS（Renad</w:t>
-      </w:r>
-      <w:r>
-        <w:t xml:space="preserve"> </w:t>
-      </w:r>
-      <w:r>
-        <w:rPr>
-          <w:rFonts w:hint="eastAsia"/>
-        </w:rPr>
-        <w:t xml:space="preserve">Mansour；Seigle）；Oxford</w:t>
-      </w:r>
-      <w:r>
-        <w:t xml:space="preserve"> </w:t>
-      </w:r>
-      <w:r>
-        <w:rPr>
-          <w:rFonts w:hint="eastAsia"/>
-        </w:rPr>
-        <w:t xml:space="preserve">Economics；Goldman</w:t>
+        <w:t xml:space="preserve">-</w:t>
+      </w:r>
+      <w:r>
+        <w:t xml:space="preserve"> </w:t>
+      </w:r>
+      <w:hyperlink r:id="rId15">
+        <w:r>
+          <w:rPr>
+            <w:rStyle w:val="Hyperlink"/>
+          </w:rPr>
+          <w:t xml:space="preserve">Atlantic </w:t>
+        </w:r>
+        <w:r>
+          <w:rPr>
+            <w:rStyle w:val="Hyperlink"/>
+            <w:rFonts w:hint="eastAsia"/>
+          </w:rPr>
+          <w:t xml:space="preserve">Council（Webster/I’Anson</w:t>
+        </w:r>
+        <w:r>
+          <w:rPr>
+            <w:rStyle w:val="Hyperlink"/>
+          </w:rPr>
+          <w:t xml:space="preserve"> </w:t>
+        </w:r>
+        <w:r>
+          <w:rPr>
+            <w:rStyle w:val="Hyperlink"/>
+            <w:rFonts w:hint="eastAsia"/>
+          </w:rPr>
+          <w:t xml:space="preserve">2026-04-21）</w:t>
+        </w:r>
+      </w:hyperlink>
+      <w:r>
+        <w:rPr>
+          <w:rFonts w:hint="eastAsia"/>
+        </w:rPr>
+        <w:t xml:space="preserve">；Brookings（</w:t>
+      </w:r>
+      <w:hyperlink r:id="rId105">
+        <w:r>
+          <w:rPr>
+            <w:rStyle w:val="Hyperlink"/>
+          </w:rPr>
+          <w:t xml:space="preserve">Gross</w:t>
+        </w:r>
+      </w:hyperlink>
+      <w:r>
+        <w:rPr>
+          <w:rFonts w:hint="eastAsia"/>
+        </w:rPr>
+        <w:t xml:space="preserve">；</w:t>
+      </w:r>
+      <w:hyperlink r:id="rId67">
+        <w:r>
+          <w:rPr>
+            <w:rStyle w:val="Hyperlink"/>
+          </w:rPr>
+          <w:t xml:space="preserve">Maloney</w:t>
+        </w:r>
+      </w:hyperlink>
+      <w:r>
+        <w:rPr>
+          <w:rFonts w:hint="eastAsia"/>
+        </w:rPr>
+        <w:t xml:space="preserve">）；Soufan</w:t>
+      </w:r>
+      <w:r>
+        <w:t xml:space="preserve"> </w:t>
+      </w:r>
+      <w:r>
+        <w:rPr>
+          <w:rFonts w:hint="eastAsia"/>
+        </w:rPr>
+        <w:t xml:space="preserve">Center（</w:t>
+      </w:r>
+      <w:hyperlink r:id="rId106">
+        <w:r>
+          <w:rPr>
+            <w:rStyle w:val="Hyperlink"/>
+          </w:rPr>
+          <w:t xml:space="preserve">05-07</w:t>
+        </w:r>
+      </w:hyperlink>
+      <w:r>
+        <w:rPr>
+          <w:rFonts w:hint="eastAsia"/>
+        </w:rPr>
+        <w:t xml:space="preserve">；</w:t>
+      </w:r>
+      <w:hyperlink r:id="rId107">
+        <w:r>
+          <w:rPr>
+            <w:rStyle w:val="Hyperlink"/>
+          </w:rPr>
+          <w:t xml:space="preserve">05-14</w:t>
+        </w:r>
+      </w:hyperlink>
+      <w:r>
+        <w:rPr>
+          <w:rFonts w:hint="eastAsia"/>
+        </w:rPr>
+        <w:t xml:space="preserve">；</w:t>
+      </w:r>
+      <w:hyperlink r:id="rId47">
+        <w:r>
+          <w:rPr>
+            <w:rStyle w:val="Hyperlink"/>
+          </w:rPr>
+          <w:t xml:space="preserve">04-15</w:t>
+        </w:r>
+      </w:hyperlink>
+      <w:r>
+        <w:rPr>
+          <w:rFonts w:hint="eastAsia"/>
+        </w:rPr>
+        <w:t xml:space="preserve">）；</w:t>
+      </w:r>
+      <w:hyperlink r:id="rId68">
+        <w:r>
+          <w:rPr>
+            <w:rStyle w:val="Hyperlink"/>
+            <w:rFonts w:hint="eastAsia"/>
+          </w:rPr>
+          <w:t xml:space="preserve">Carnegie（Sadjadpour）</w:t>
+        </w:r>
+      </w:hyperlink>
+      <w:r>
+        <w:rPr>
+          <w:rFonts w:hint="eastAsia"/>
+        </w:rPr>
+        <w:t xml:space="preserve">；CSIS（</w:t>
+      </w:r>
+      <w:hyperlink r:id="rId108">
+        <w:r>
+          <w:rPr>
+            <w:rStyle w:val="Hyperlink"/>
+          </w:rPr>
+          <w:t xml:space="preserve">Renad </w:t>
+        </w:r>
+        <w:r>
+          <w:rPr>
+            <w:rStyle w:val="Hyperlink"/>
+            <w:rFonts w:hint="eastAsia"/>
+          </w:rPr>
+          <w:t xml:space="preserve">Mansour（Chatham</w:t>
+        </w:r>
+        <w:r>
+          <w:rPr>
+            <w:rStyle w:val="Hyperlink"/>
+          </w:rPr>
+          <w:t xml:space="preserve"> </w:t>
+        </w:r>
+        <w:r>
+          <w:rPr>
+            <w:rStyle w:val="Hyperlink"/>
+            <w:rFonts w:hint="eastAsia"/>
+          </w:rPr>
+          <w:t xml:space="preserve">House/CSIS）</w:t>
+        </w:r>
+      </w:hyperlink>
+      <w:r>
+        <w:rPr>
+          <w:rFonts w:hint="eastAsia"/>
+        </w:rPr>
+        <w:t xml:space="preserve">；</w:t>
+      </w:r>
+      <w:hyperlink r:id="rId109">
+        <w:r>
+          <w:rPr>
+            <w:rStyle w:val="Hyperlink"/>
+          </w:rPr>
+          <w:t xml:space="preserve">CSIS Iraq</w:t>
+        </w:r>
+      </w:hyperlink>
+      <w:r>
+        <w:rPr>
+          <w:rFonts w:hint="eastAsia"/>
+        </w:rPr>
+        <w:t xml:space="preserve">）；[Oxford</w:t>
+      </w:r>
+      <w:r>
+        <w:t xml:space="preserve"> </w:t>
+      </w:r>
+      <w:r>
+        <w:rPr>
+          <w:rFonts w:hint="eastAsia"/>
+        </w:rPr>
+        <w:t xml:space="preserve">Economics（链接待核实）]；Goldman</w:t>
       </w:r>
       <w:r>
         <w:t xml:space="preserve"> </w:t>
@@ -12500,15 +12865,28 @@
       <w:r>
         <w:t xml:space="preserve"> </w:t>
       </w:r>
-      <w:r>
-        <w:rPr>
-          <w:rFonts w:hint="eastAsia"/>
-        </w:rPr>
-        <w:t xml:space="preserve">WaPo）；Eurasia</w:t>
-      </w:r>
-      <w:r>
-        <w:t xml:space="preserve"> Group</w:t>
-      </w:r>
+      <w:hyperlink r:id="rId110">
+        <w:r>
+          <w:rPr>
+            <w:rStyle w:val="Hyperlink"/>
+          </w:rPr>
+          <w:t xml:space="preserve">WaPo 2026-05-10</w:t>
+        </w:r>
+      </w:hyperlink>
+      <w:r>
+        <w:rPr>
+          <w:rFonts w:hint="eastAsia"/>
+        </w:rPr>
+        <w:t xml:space="preserve">）；</w:t>
+      </w:r>
+      <w:hyperlink r:id="rId111">
+        <w:r>
+          <w:rPr>
+            <w:rStyle w:val="Hyperlink"/>
+          </w:rPr>
+          <w:t xml:space="preserve">Eurasia Group</w:t>
+        </w:r>
+      </w:hyperlink>
     </w:p>
     <w:p>
       <w:pPr>
@@ -12525,32 +12903,57 @@
       <w:r>
         <w:t xml:space="preserve"> </w:t>
       </w:r>
-      <w:r>
-        <w:t xml:space="preserve">Lagi et al. NECSI </w:t>
-      </w:r>
-      <w:r>
-        <w:rPr>
-          <w:rFonts w:hint="eastAsia"/>
-        </w:rPr>
-        <w:t xml:space="preserve">(2011)（arXiv</w:t>
-      </w:r>
-      <w:r>
-        <w:t xml:space="preserve"> </w:t>
-      </w:r>
-      <w:r>
-        <w:rPr>
-          <w:rFonts w:hint="eastAsia"/>
-        </w:rPr>
-        <w:t xml:space="preserve">1203.1313）；Bretton</w:t>
-      </w:r>
-      <w:r>
-        <w:t xml:space="preserve"> Woods </w:t>
-      </w:r>
-      <w:r>
-        <w:rPr>
-          <w:rFonts w:hint="eastAsia"/>
-        </w:rPr>
-        <w:t xml:space="preserve">Project（安哥拉补贴抗议）。</w:t>
+      <w:hyperlink r:id="rId18">
+        <w:r>
+          <w:rPr>
+            <w:rStyle w:val="Hyperlink"/>
+          </w:rPr>
+          <w:t xml:space="preserve">Lagi et al. NECSI </w:t>
+        </w:r>
+        <w:r>
+          <w:rPr>
+            <w:rStyle w:val="Hyperlink"/>
+            <w:rFonts w:hint="eastAsia"/>
+          </w:rPr>
+          <w:t xml:space="preserve">(2011)（arXiv</w:t>
+        </w:r>
+        <w:r>
+          <w:rPr>
+            <w:rStyle w:val="Hyperlink"/>
+          </w:rPr>
+          <w:t xml:space="preserve"> </w:t>
+        </w:r>
+        <w:r>
+          <w:rPr>
+            <w:rStyle w:val="Hyperlink"/>
+            <w:rFonts w:hint="eastAsia"/>
+          </w:rPr>
+          <w:t xml:space="preserve">1203.1313）</w:t>
+        </w:r>
+      </w:hyperlink>
+      <w:r>
+        <w:rPr>
+          <w:rFonts w:hint="eastAsia"/>
+        </w:rPr>
+        <w:t xml:space="preserve">；</w:t>
+      </w:r>
+      <w:hyperlink r:id="rId112">
+        <w:r>
+          <w:rPr>
+            <w:rStyle w:val="Hyperlink"/>
+          </w:rPr>
+          <w:t xml:space="preserve">Bretton Woods </w:t>
+        </w:r>
+        <w:r>
+          <w:rPr>
+            <w:rStyle w:val="Hyperlink"/>
+            <w:rFonts w:hint="eastAsia"/>
+          </w:rPr>
+          <w:t xml:space="preserve">Project（安哥拉补贴抗议，2025-10）</w:t>
+        </w:r>
+      </w:hyperlink>
+      <w:r>
+        <w:t xml:space="preserve">。</w:t>
       </w:r>
     </w:p>
     <w:p>
@@ -12568,11 +12971,17 @@
       <w:r>
         <w:t xml:space="preserve"> </w:t>
       </w:r>
-      <w:r>
-        <w:rPr>
-          <w:rFonts w:hint="eastAsia"/>
-        </w:rPr>
-        <w:t xml:space="preserve">Polymarket（伊朗政权倒台概率）。</w:t>
+      <w:hyperlink r:id="rId70">
+        <w:r>
+          <w:rPr>
+            <w:rStyle w:val="Hyperlink"/>
+            <w:rFonts w:hint="eastAsia"/>
+          </w:rPr>
+          <w:t xml:space="preserve">Polymarket（伊朗政权倒台概率）</w:t>
+        </w:r>
+      </w:hyperlink>
+      <w:r>
+        <w:t xml:space="preserve">。</w:t>
       </w:r>
     </w:p>
     <w:p>
@@ -12700,8 +13109,8 @@
         <w:t xml:space="preserve">分层标注</w:t>
       </w:r>
     </w:p>
-    <w:bookmarkEnd w:id="86"/>
-    <w:bookmarkEnd w:id="87"/>
+    <w:bookmarkEnd w:id="113"/>
+    <w:bookmarkEnd w:id="114"/>
     <w:sectPr>
       <w:footnotePr>
         <w:numRestart w:val="eachSect"/>
